--- a/courts/military/army-court-of-criminal-appeals/opening-brief/usage/OUTPUT-opening-brief.docx
+++ b/courts/military/army-court-of-criminal-appeals/opening-brief/usage/OUTPUT-opening-brief.docx
@@ -80,9 +80,7 @@
               <w:ind w:left="0" w:firstLine="0"/>
             </w:pPr>
             <w:r>
-              <w:t xml:space="preserve">Sergeant (E</w:t>
-              <w:noBreakHyphen/>
-              <w:t xml:space="preserve">5)</w:t>
+              <w:t xml:space="preserve">Sergeant (E-⁠5)</w:t>
             </w:r>
           </w:p>
           <w:p>
@@ -149,15 +147,7 @@
               <w:ind w:left="0" w:firstLine="0"/>
             </w:pPr>
             <w:r>
-              <w:t xml:space="preserve">Tried at Fort Knox, Kentucky, and Fort Bragg, North Carolina, on 9 March, 10, 24 May, 2, 24 August, 2 December 2004, 31 January, 4 March, 1, 6</w:t>
-              <w:noBreakHyphen/>
-              <w:t xml:space="preserve">8, 11</w:t>
-              <w:noBreakHyphen/>
-              <w:t xml:space="preserve">14, 18</w:t>
-              <w:noBreakHyphen/>
-              <w:t xml:space="preserve">22, and 25</w:t>
-              <w:noBreakHyphen/>
-              <w:t xml:space="preserve">28 April 2005, before a general court-martial appointed by Commander, Headquarters, XVIII Airborne Corps, Colonels Dan Trimble, Patrick J. Parrish, and Stephen Henley, Military Judges, presiding.</w:t>
+              <w:t xml:space="preserve">Tried at Fort Knox, Kentucky, and Fort Bragg, North Carolina, on 9 March, 10, 24 May, 2, 24 August, 2 December 2004, 31 January, 4 March, 1, 6-⁠8, 11-⁠14, 18-⁠22, and 25-⁠28 April 2005, before a general court-martial appointed by Commander, Headquarters, XVIII Airborne Corps, Colonels Dan Trimble, Patrick J. Parrish, and Stephen Henley, Military Judges, presiding.</w:t>
             </w:r>
           </w:p>
         </w:tc>
@@ -301,13 +291,7 @@
         <w:t xml:space="preserve">United States v. Cronic</w:t>
       </w:r>
       <w:r>
-        <w:t xml:space="preserve">, 466 U.S. 648, 653</w:t>
-      </w:r>
-      <w:r>
-        <w:noBreakHyphen/>
-      </w:r>
-      <w:r>
-        <w:t xml:space="preserve">56 (1984). The right to the effective assistance of counsel is likewise guaranteed to every member of the United States armed forces before, during, and after trial.</w:t>
+        <w:t xml:space="preserve">, 466 U.S. 648, 653-⁠56 (1984). The right to the effective assistance of counsel is likewise guaranteed to every member of the United States armed forces before, during, and after trial.</w:t>
       </w:r>
       <w:r>
         <w:t xml:space="preserve"> </w:t>
@@ -1032,13 +1016,7 @@
         <w:t xml:space="preserve"> </w:t>
       </w:r>
       <w:r>
-        <w:t xml:space="preserve">AR 190</w:t>
-      </w:r>
-      <w:r>
-        <w:noBreakHyphen/>
-      </w:r>
-      <w:r>
-        <w:t xml:space="preserve">55 (17 January 2006);</w:t>
+        <w:t xml:space="preserve">AR 190-⁠55 (17 January 2006);</w:t>
       </w:r>
       <w:r>
         <w:t xml:space="preserve"> </w:t>
@@ -1061,13 +1039,7 @@
         <w:t xml:space="preserve">UNITED STATES V. TIPTON</w:t>
       </w:r>
       <w:r>
-        <w:t xml:space="preserve">, 90 F.3D 861, 901</w:t>
-      </w:r>
-      <w:r>
-        <w:noBreakHyphen/>
-      </w:r>
-      <w:r>
-        <w:t xml:space="preserve">03 (4TH CIR. 1996).</w:t>
+        <w:t xml:space="preserve">, 90 F.3D 861, 901-⁠03 (4TH CIR. 1996).</w:t>
       </w:r>
       <w:bookmarkEnd w:id="18"/>
     </w:p>
